--- a/lessons/6-5/downloads/reveal/teacher/6.5-session-2-prerequisite-practice-a.docx
+++ b/lessons/6-5/downloads/reveal/teacher/6.5-session-2-prerequisite-practice-a.docx
@@ -15,10 +15,28 @@
         <w:rPr>
           <w:rFonts w:ascii="Avenir Next" w:hAnsi="Avenir Next" w:cs="Avenir Next" w:eastAsia="Avenir Next"/>
           <w:color w:val="1A1A1A"/>
+          <w:sz w:val="22"/>
+          <w:szCs w:val="20"/>
+        </w:rPr>
+        <w:t xml:space="preserve">Name</w:t>
+      </w:r>
+      <w:r>
+        <w:rPr>
+          <w:rFonts w:ascii="Avenir Next" w:hAnsi="Avenir Next" w:cs="Avenir Next" w:eastAsia="Avenir Next"/>
+          <w:color w:val="1A1A1A"/>
           <w:sz w:val="20"/>
           <w:szCs w:val="20"/>
         </w:rPr>
-        <w:t xml:space="preserve">Name</w:t>
+        <w:tab/>
+      </w:r>
+      <w:r>
+        <w:rPr>
+          <w:rFonts w:ascii="Avenir Next" w:hAnsi="Avenir Next" w:cs="Avenir Next" w:eastAsia="Avenir Next"/>
+          <w:color w:val="1A1A1A"/>
+          <w:sz w:val="22"/>
+          <w:szCs w:val="20"/>
+        </w:rPr>
+        <w:t xml:space="preserve">   Date</w:t>
       </w:r>
       <w:r>
         <w:rPr>
@@ -33,25 +51,7 @@
         <w:rPr>
           <w:rFonts w:ascii="Avenir Next" w:hAnsi="Avenir Next" w:cs="Avenir Next" w:eastAsia="Avenir Next"/>
           <w:color w:val="1A1A1A"/>
-          <w:sz w:val="20"/>
-          <w:szCs w:val="20"/>
-        </w:rPr>
-        <w:t xml:space="preserve">   Date</w:t>
-      </w:r>
-      <w:r>
-        <w:rPr>
-          <w:rFonts w:ascii="Avenir Next" w:hAnsi="Avenir Next" w:cs="Avenir Next" w:eastAsia="Avenir Next"/>
-          <w:color w:val="1A1A1A"/>
-          <w:sz w:val="20"/>
-          <w:szCs w:val="20"/>
-        </w:rPr>
-        <w:tab/>
-      </w:r>
-      <w:r>
-        <w:rPr>
-          <w:rFonts w:ascii="Avenir Next" w:hAnsi="Avenir Next" w:cs="Avenir Next" w:eastAsia="Avenir Next"/>
-          <w:color w:val="1A1A1A"/>
-          <w:sz w:val="20"/>
+          <w:sz w:val="22"/>
           <w:szCs w:val="20"/>
         </w:rPr>
         <w:t xml:space="preserve">   Period</w:t>
@@ -78,7 +78,7 @@
           <w:caps/>
           <w:color w:val="003A70"/>
           <w:spacing w:val="12"/>
-          <w:sz w:val="19"/>
+          <w:sz w:val="22"/>
           <w:szCs w:val="19"/>
         </w:rPr>
         <w:t xml:space="preserve">Lesson 6-5  ·  Session 2  ·  Prerequisite Practice A  ·  Skill 1 of 2</w:t>
@@ -86,6 +86,7 @@
     </w:p>
     <w:p>
       <w:pPr>
+        <w:pStyle w:val="Heading1"/>
         <w:keepNext/>
         <w:spacing w:before="0" w:after="10" w:line="240" w:lineRule="auto"/>
       </w:pPr>
@@ -111,7 +112,7 @@
         <w:rPr>
           <w:rFonts w:ascii="Avenir Next" w:hAnsi="Avenir Next" w:cs="Avenir Next" w:eastAsia="Avenir Next"/>
           <w:color w:val="5A5F66"/>
-          <w:sz w:val="17"/>
+          <w:sz w:val="22"/>
           <w:szCs w:val="17"/>
         </w:rPr>
         <w:t xml:space="preserve">Builds on Grade 5 · 5.OA.A.1</w:t>
@@ -154,6 +155,7 @@
           </w:tcPr>
           <w:p>
             <w:pPr>
+              <w:pStyle w:val="Heading2"/>
               <w:spacing w:before="0" w:after="0" w:line="252" w:lineRule="auto"/>
             </w:pPr>
             <w:r>
@@ -183,7 +185,7 @@
               <w:rPr>
                 <w:rFonts w:ascii="Avenir Next" w:hAnsi="Avenir Next" w:cs="Avenir Next" w:eastAsia="Avenir Next"/>
                 <w:color w:val="1A1A1A"/>
-                <w:sz w:val="20"/>
+                <w:sz w:val="22"/>
                 <w:szCs w:val="20"/>
               </w:rPr>
               <w:t xml:space="preserve">After you put 3 into 4</w:t>
@@ -193,7 +195,7 @@
                 <w:rFonts w:ascii="Avenir Next" w:hAnsi="Avenir Next" w:cs="Avenir Next" w:eastAsia="Avenir Next"/>
                 <w:i/>
                 <w:color w:val="1A1A1A"/>
-                <w:sz w:val="20"/>
+                <w:sz w:val="22"/>
                 <w:szCs w:val="20"/>
               </w:rPr>
               <w:t xml:space="preserve">h</w:t>
@@ -202,7 +204,7 @@
               <w:rPr>
                 <w:rFonts w:ascii="Avenir Next" w:hAnsi="Avenir Next" w:cs="Avenir Next" w:eastAsia="Avenir Next"/>
                 <w:color w:val="1A1A1A"/>
-                <w:sz w:val="20"/>
+                <w:sz w:val="22"/>
                 <w:szCs w:val="20"/>
               </w:rPr>
               <w:t xml:space="preserve"> + 5, you find 4 × 3 + 5. Multiply first.</w:t>
@@ -222,6 +224,7 @@
           </w:tcPr>
           <w:p>
             <w:pPr>
+              <w:pStyle w:val="Heading2"/>
               <w:spacing w:before="0" w:after="0" w:line="252" w:lineRule="auto"/>
             </w:pPr>
             <w:r>
@@ -251,7 +254,7 @@
               <w:rPr>
                 <w:rFonts w:ascii="Avenir Next" w:hAnsi="Avenir Next" w:cs="Avenir Next" w:eastAsia="Avenir Next"/>
                 <w:color w:val="1A1A1A"/>
-                <w:sz w:val="20"/>
+                <w:sz w:val="22"/>
                 <w:szCs w:val="20"/>
               </w:rPr>
               <w:t xml:space="preserve">Multiply and divide before you add and subtract, like 4 × 3 + 5.  </w:t>
@@ -261,7 +264,7 @@
                 <w:rFonts w:ascii="Avenir Next" w:hAnsi="Avenir Next" w:cs="Avenir Next" w:eastAsia="Avenir Next"/>
                 <w:b/>
                 <w:color w:val="1A1A1A"/>
-                <w:sz w:val="20"/>
+                <w:sz w:val="22"/>
                 <w:szCs w:val="20"/>
               </w:rPr>
               <w:t xml:space="preserve">You will use it in Practice Form A, problems 2 and 3.</w:t>
@@ -272,6 +275,7 @@
     </w:tbl>
     <w:p>
       <w:pPr>
+        <w:pStyle w:val="Heading2"/>
         <w:keepNext/>
         <w:pBdr>
           <w:bottom w:val="single" w:sz="8" w:space="3" w:color="003A70"/>
@@ -287,7 +291,7 @@
           <w:b/>
           <w:color w:val="003A70"/>
           <w:spacing w:val="14"/>
-          <w:sz w:val="19"/>
+          <w:sz w:val="22"/>
           <w:szCs w:val="19"/>
         </w:rPr>
         <w:t xml:space="preserve">STEPS TO FOLLOW</w:t>
@@ -306,7 +310,7 @@
           <w:rFonts w:ascii="Avenir Next" w:hAnsi="Avenir Next" w:cs="Avenir Next" w:eastAsia="Avenir Next"/>
           <w:i/>
           <w:color w:val="5A5F66"/>
-          <w:sz w:val="17"/>
+          <w:sz w:val="22"/>
           <w:szCs w:val="17"/>
         </w:rPr>
         <w:t xml:space="preserve">use these same steps on every problem</w:t>
@@ -348,6 +352,7 @@
           </w:tcPr>
           <w:p>
             <w:pPr>
+              <w:pStyle w:val="Heading1"/>
               <w:spacing w:before="0" w:after="0" w:line="240" w:lineRule="auto"/>
               <w:jc w:val="center"/>
             </w:pPr>
@@ -376,7 +381,7 @@
               <w:rPr>
                 <w:rFonts w:ascii="Avenir Next" w:hAnsi="Avenir Next" w:cs="Avenir Next" w:eastAsia="Avenir Next"/>
                 <w:color w:val="1A1A1A"/>
-                <w:sz w:val="21"/>
+                <w:sz w:val="22"/>
                 <w:szCs w:val="21"/>
               </w:rPr>
               <w:t xml:space="preserve">Do × and ÷ </w:t>
@@ -386,7 +391,7 @@
                 <w:rFonts w:ascii="Avenir Next" w:hAnsi="Avenir Next" w:cs="Avenir Next" w:eastAsia="Avenir Next"/>
                 <w:b/>
                 <w:color w:val="1A1A1A"/>
-                <w:sz w:val="21"/>
+                <w:sz w:val="22"/>
                 <w:szCs w:val="21"/>
               </w:rPr>
               <w:t xml:space="preserve">first</w:t>
@@ -395,7 +400,7 @@
               <w:rPr>
                 <w:rFonts w:ascii="Avenir Next" w:hAnsi="Avenir Next" w:cs="Avenir Next" w:eastAsia="Avenir Next"/>
                 <w:color w:val="1A1A1A"/>
-                <w:sz w:val="21"/>
+                <w:sz w:val="22"/>
                 <w:szCs w:val="21"/>
               </w:rPr>
               <w:t xml:space="preserve">, left to right.</w:t>
@@ -414,6 +419,7 @@
           </w:tcPr>
           <w:p>
             <w:pPr>
+              <w:pStyle w:val="Heading1"/>
               <w:spacing w:before="0" w:after="0" w:line="240" w:lineRule="auto"/>
               <w:jc w:val="center"/>
             </w:pPr>
@@ -443,7 +449,7 @@
                 <w:rFonts w:ascii="Avenir Next" w:hAnsi="Avenir Next" w:cs="Avenir Next" w:eastAsia="Avenir Next"/>
                 <w:b/>
                 <w:color w:val="1A1A1A"/>
-                <w:sz w:val="21"/>
+                <w:sz w:val="22"/>
                 <w:szCs w:val="21"/>
               </w:rPr>
               <w:t xml:space="preserve">Rewrite</w:t>
@@ -452,7 +458,7 @@
               <w:rPr>
                 <w:rFonts w:ascii="Avenir Next" w:hAnsi="Avenir Next" w:cs="Avenir Next" w:eastAsia="Avenir Next"/>
                 <w:color w:val="1A1A1A"/>
-                <w:sz w:val="21"/>
+                <w:sz w:val="22"/>
                 <w:szCs w:val="21"/>
               </w:rPr>
               <w:t xml:space="preserve"> the expression with that answer.</w:t>
@@ -471,6 +477,7 @@
           </w:tcPr>
           <w:p>
             <w:pPr>
+              <w:pStyle w:val="Heading1"/>
               <w:spacing w:before="0" w:after="0" w:line="240" w:lineRule="auto"/>
               <w:jc w:val="center"/>
             </w:pPr>
@@ -499,7 +506,7 @@
               <w:rPr>
                 <w:rFonts w:ascii="Avenir Next" w:hAnsi="Avenir Next" w:cs="Avenir Next" w:eastAsia="Avenir Next"/>
                 <w:color w:val="1A1A1A"/>
-                <w:sz w:val="21"/>
+                <w:sz w:val="22"/>
                 <w:szCs w:val="21"/>
               </w:rPr>
               <w:t xml:space="preserve">Do + and − </w:t>
@@ -509,7 +516,7 @@
                 <w:rFonts w:ascii="Avenir Next" w:hAnsi="Avenir Next" w:cs="Avenir Next" w:eastAsia="Avenir Next"/>
                 <w:b/>
                 <w:color w:val="1A1A1A"/>
-                <w:sz w:val="21"/>
+                <w:sz w:val="22"/>
                 <w:szCs w:val="21"/>
               </w:rPr>
               <w:t xml:space="preserve">last</w:t>
@@ -518,7 +525,7 @@
               <w:rPr>
                 <w:rFonts w:ascii="Avenir Next" w:hAnsi="Avenir Next" w:cs="Avenir Next" w:eastAsia="Avenir Next"/>
                 <w:color w:val="1A1A1A"/>
-                <w:sz w:val="21"/>
+                <w:sz w:val="22"/>
                 <w:szCs w:val="21"/>
               </w:rPr>
               <w:t xml:space="preserve">, left to right.</w:t>
@@ -529,6 +536,7 @@
     </w:tbl>
     <w:p>
       <w:pPr>
+        <w:pStyle w:val="Heading2"/>
         <w:keepNext/>
         <w:pBdr>
           <w:bottom w:val="single" w:sz="8" w:space="3" w:color="003A70"/>
@@ -544,7 +552,7 @@
           <w:b/>
           <w:color w:val="003A70"/>
           <w:spacing w:val="14"/>
-          <w:sz w:val="19"/>
+          <w:sz w:val="22"/>
           <w:szCs w:val="19"/>
         </w:rPr>
         <w:t xml:space="preserve">WATCH ME</w:t>
@@ -563,7 +571,7 @@
           <w:rFonts w:ascii="Avenir Next" w:hAnsi="Avenir Next" w:cs="Avenir Next" w:eastAsia="Avenir Next"/>
           <w:i/>
           <w:color w:val="5A5F66"/>
-          <w:sz w:val="17"/>
+          <w:sz w:val="22"/>
           <w:szCs w:val="17"/>
         </w:rPr>
         <w:t xml:space="preserve">the steps in action</w:t>
@@ -578,7 +586,7 @@
           <w:rFonts w:ascii="Avenir Next" w:hAnsi="Avenir Next" w:cs="Avenir Next" w:eastAsia="Avenir Next"/>
           <w:b/>
           <w:color w:val="1A1A1A"/>
-          <w:sz w:val="21"/>
+          <w:sz w:val="22"/>
           <w:szCs w:val="21"/>
         </w:rPr>
         <w:t xml:space="preserve">Evaluate 4 × 3 + 5.</w:t>
@@ -597,25 +605,25 @@
           <w:rFonts w:ascii="Avenir Next" w:hAnsi="Avenir Next" w:cs="Avenir Next" w:eastAsia="Avenir Next"/>
           <w:b/>
           <w:color w:val="003A70"/>
+          <w:sz w:val="22"/>
+          <w:szCs w:val="19"/>
+        </w:rPr>
+        <w:t xml:space="preserve">Step 1</w:t>
+      </w:r>
+      <w:r>
+        <w:rPr>
+          <w:rFonts w:ascii="Avenir Next" w:hAnsi="Avenir Next" w:cs="Avenir Next" w:eastAsia="Avenir Next"/>
+          <w:color w:val="1A1A1A"/>
           <w:sz w:val="19"/>
           <w:szCs w:val="19"/>
         </w:rPr>
-        <w:t xml:space="preserve">Step 1</w:t>
-      </w:r>
-      <w:r>
-        <w:rPr>
-          <w:rFonts w:ascii="Avenir Next" w:hAnsi="Avenir Next" w:cs="Avenir Next" w:eastAsia="Avenir Next"/>
-          <w:color w:val="1A1A1A"/>
-          <w:sz w:val="19"/>
-          <w:szCs w:val="19"/>
-        </w:rPr>
         <w:tab/>
       </w:r>
       <w:r>
         <w:rPr>
           <w:rFonts w:ascii="Avenir Next" w:hAnsi="Avenir Next" w:cs="Avenir Next" w:eastAsia="Avenir Next"/>
           <w:color w:val="1A1A1A"/>
-          <w:sz w:val="21"/>
+          <w:sz w:val="22"/>
           <w:szCs w:val="21"/>
         </w:rPr>
         <w:t xml:space="preserve">4 × 3 = 12.</w:t>
@@ -634,25 +642,25 @@
           <w:rFonts w:ascii="Avenir Next" w:hAnsi="Avenir Next" w:cs="Avenir Next" w:eastAsia="Avenir Next"/>
           <w:b/>
           <w:color w:val="003A70"/>
+          <w:sz w:val="22"/>
+          <w:szCs w:val="19"/>
+        </w:rPr>
+        <w:t xml:space="preserve">Step 2</w:t>
+      </w:r>
+      <w:r>
+        <w:rPr>
+          <w:rFonts w:ascii="Avenir Next" w:hAnsi="Avenir Next" w:cs="Avenir Next" w:eastAsia="Avenir Next"/>
+          <w:color w:val="1A1A1A"/>
           <w:sz w:val="19"/>
           <w:szCs w:val="19"/>
         </w:rPr>
-        <w:t xml:space="preserve">Step 2</w:t>
-      </w:r>
-      <w:r>
-        <w:rPr>
-          <w:rFonts w:ascii="Avenir Next" w:hAnsi="Avenir Next" w:cs="Avenir Next" w:eastAsia="Avenir Next"/>
-          <w:color w:val="1A1A1A"/>
-          <w:sz w:val="19"/>
-          <w:szCs w:val="19"/>
-        </w:rPr>
         <w:tab/>
       </w:r>
       <w:r>
         <w:rPr>
           <w:rFonts w:ascii="Avenir Next" w:hAnsi="Avenir Next" w:cs="Avenir Next" w:eastAsia="Avenir Next"/>
           <w:color w:val="1A1A1A"/>
-          <w:sz w:val="21"/>
+          <w:sz w:val="22"/>
           <w:szCs w:val="21"/>
         </w:rPr>
         <w:t xml:space="preserve">12 + 5.</w:t>
@@ -671,25 +679,25 @@
           <w:rFonts w:ascii="Avenir Next" w:hAnsi="Avenir Next" w:cs="Avenir Next" w:eastAsia="Avenir Next"/>
           <w:b/>
           <w:color w:val="003A70"/>
+          <w:sz w:val="22"/>
+          <w:szCs w:val="19"/>
+        </w:rPr>
+        <w:t xml:space="preserve">Step 3</w:t>
+      </w:r>
+      <w:r>
+        <w:rPr>
+          <w:rFonts w:ascii="Avenir Next" w:hAnsi="Avenir Next" w:cs="Avenir Next" w:eastAsia="Avenir Next"/>
+          <w:color w:val="1A1A1A"/>
           <w:sz w:val="19"/>
           <w:szCs w:val="19"/>
         </w:rPr>
-        <w:t xml:space="preserve">Step 3</w:t>
-      </w:r>
-      <w:r>
-        <w:rPr>
-          <w:rFonts w:ascii="Avenir Next" w:hAnsi="Avenir Next" w:cs="Avenir Next" w:eastAsia="Avenir Next"/>
-          <w:color w:val="1A1A1A"/>
-          <w:sz w:val="19"/>
-          <w:szCs w:val="19"/>
-        </w:rPr>
         <w:tab/>
       </w:r>
       <w:r>
         <w:rPr>
           <w:rFonts w:ascii="Avenir Next" w:hAnsi="Avenir Next" w:cs="Avenir Next" w:eastAsia="Avenir Next"/>
           <w:color w:val="1A1A1A"/>
-          <w:sz w:val="21"/>
+          <w:sz w:val="22"/>
           <w:szCs w:val="21"/>
         </w:rPr>
         <w:t xml:space="preserve">12 + 5 = 17.</w:t>
@@ -708,33 +716,34 @@
           <w:rFonts w:ascii="Avenir Next" w:hAnsi="Avenir Next" w:cs="Avenir Next" w:eastAsia="Avenir Next"/>
           <w:b/>
           <w:color w:val="1A1A1A"/>
+          <w:sz w:val="22"/>
+          <w:szCs w:val="21"/>
+        </w:rPr>
+        <w:t xml:space="preserve">Answer</w:t>
+      </w:r>
+      <w:r>
+        <w:rPr>
+          <w:rFonts w:ascii="Avenir Next" w:hAnsi="Avenir Next" w:cs="Avenir Next" w:eastAsia="Avenir Next"/>
+          <w:color w:val="1A1A1A"/>
           <w:sz w:val="21"/>
           <w:szCs w:val="21"/>
         </w:rPr>
-        <w:t xml:space="preserve">Answer</w:t>
-      </w:r>
-      <w:r>
-        <w:rPr>
-          <w:rFonts w:ascii="Avenir Next" w:hAnsi="Avenir Next" w:cs="Avenir Next" w:eastAsia="Avenir Next"/>
-          <w:color w:val="1A1A1A"/>
-          <w:sz w:val="21"/>
+        <w:tab/>
+      </w:r>
+      <w:r>
+        <w:rPr>
+          <w:rFonts w:ascii="Avenir Next" w:hAnsi="Avenir Next" w:cs="Avenir Next" w:eastAsia="Avenir Next"/>
+          <w:b/>
+          <w:color w:val="1A1A1A"/>
+          <w:sz w:val="22"/>
           <w:szCs w:val="21"/>
         </w:rPr>
-        <w:tab/>
-      </w:r>
-      <w:r>
-        <w:rPr>
-          <w:rFonts w:ascii="Avenir Next" w:hAnsi="Avenir Next" w:cs="Avenir Next" w:eastAsia="Avenir Next"/>
-          <w:b/>
-          <w:color w:val="1A1A1A"/>
-          <w:sz w:val="21"/>
-          <w:szCs w:val="21"/>
-        </w:rPr>
         <w:t xml:space="preserve">17</w:t>
       </w:r>
     </w:p>
     <w:p>
       <w:pPr>
+        <w:pStyle w:val="Heading2"/>
         <w:keepNext/>
         <w:pBdr>
           <w:bottom w:val="single" w:sz="8" w:space="3" w:color="003A70"/>
@@ -750,7 +759,7 @@
           <w:b/>
           <w:color w:val="003A70"/>
           <w:spacing w:val="14"/>
-          <w:sz w:val="19"/>
+          <w:sz w:val="22"/>
           <w:szCs w:val="19"/>
         </w:rPr>
         <w:t xml:space="preserve">TRY IT WITH HELP</w:t>
@@ -769,7 +778,7 @@
           <w:rFonts w:ascii="Avenir Next" w:hAnsi="Avenir Next" w:cs="Avenir Next" w:eastAsia="Avenir Next"/>
           <w:i/>
           <w:color w:val="5A5F66"/>
-          <w:sz w:val="17"/>
+          <w:sz w:val="22"/>
           <w:szCs w:val="17"/>
         </w:rPr>
         <w:t xml:space="preserve">fill in each step</w:t>
@@ -827,25 +836,25 @@
           <w:rFonts w:ascii="Avenir Next" w:hAnsi="Avenir Next" w:cs="Avenir Next" w:eastAsia="Avenir Next"/>
           <w:b/>
           <w:color w:val="003A70"/>
+          <w:sz w:val="22"/>
+          <w:szCs w:val="18"/>
+        </w:rPr>
+        <w:t xml:space="preserve">Step 1</w:t>
+      </w:r>
+      <w:r>
+        <w:rPr>
+          <w:rFonts w:ascii="Avenir Next" w:hAnsi="Avenir Next" w:cs="Avenir Next" w:eastAsia="Avenir Next"/>
+          <w:color w:val="1A1A1A"/>
           <w:sz w:val="18"/>
           <w:szCs w:val="18"/>
         </w:rPr>
-        <w:t xml:space="preserve">Step 1</w:t>
-      </w:r>
-      <w:r>
-        <w:rPr>
-          <w:rFonts w:ascii="Avenir Next" w:hAnsi="Avenir Next" w:cs="Avenir Next" w:eastAsia="Avenir Next"/>
-          <w:color w:val="1A1A1A"/>
-          <w:sz w:val="18"/>
-          <w:szCs w:val="18"/>
-        </w:rPr>
         <w:tab/>
       </w:r>
       <w:r>
         <w:rPr>
           <w:rFonts w:ascii="Avenir Next" w:hAnsi="Avenir Next" w:cs="Avenir Next" w:eastAsia="Avenir Next"/>
           <w:color w:val="1A1A1A"/>
-          <w:sz w:val="21"/>
+          <w:sz w:val="22"/>
           <w:szCs w:val="21"/>
         </w:rPr>
         <w:t xml:space="preserve">9 × 4 = </w:t>
@@ -875,7 +884,7 @@
           <w:rFonts w:ascii="Avenir Next" w:hAnsi="Avenir Next" w:cs="Avenir Next" w:eastAsia="Avenir Next"/>
           <w:b/>
           <w:color w:val="003A70"/>
-          <w:sz w:val="18"/>
+          <w:sz w:val="22"/>
           <w:szCs w:val="18"/>
         </w:rPr>
         <w:t xml:space="preserve">Step 2</w:t>
@@ -903,7 +912,7 @@
         <w:rPr>
           <w:rFonts w:ascii="Avenir Next" w:hAnsi="Avenir Next" w:cs="Avenir Next" w:eastAsia="Avenir Next"/>
           <w:color w:val="1A1A1A"/>
-          <w:sz w:val="21"/>
+          <w:sz w:val="22"/>
           <w:szCs w:val="21"/>
         </w:rPr>
         <w:t xml:space="preserve"> + 14</w:t>
@@ -923,25 +932,25 @@
           <w:rFonts w:ascii="Avenir Next" w:hAnsi="Avenir Next" w:cs="Avenir Next" w:eastAsia="Avenir Next"/>
           <w:b/>
           <w:color w:val="003A70"/>
+          <w:sz w:val="22"/>
+          <w:szCs w:val="18"/>
+        </w:rPr>
+        <w:t xml:space="preserve">Step 3</w:t>
+      </w:r>
+      <w:r>
+        <w:rPr>
+          <w:rFonts w:ascii="Avenir Next" w:hAnsi="Avenir Next" w:cs="Avenir Next" w:eastAsia="Avenir Next"/>
+          <w:color w:val="1A1A1A"/>
           <w:sz w:val="18"/>
           <w:szCs w:val="18"/>
         </w:rPr>
-        <w:t xml:space="preserve">Step 3</w:t>
-      </w:r>
-      <w:r>
-        <w:rPr>
-          <w:rFonts w:ascii="Avenir Next" w:hAnsi="Avenir Next" w:cs="Avenir Next" w:eastAsia="Avenir Next"/>
-          <w:color w:val="1A1A1A"/>
-          <w:sz w:val="18"/>
-          <w:szCs w:val="18"/>
-        </w:rPr>
         <w:tab/>
       </w:r>
       <w:r>
         <w:rPr>
           <w:rFonts w:ascii="Avenir Next" w:hAnsi="Avenir Next" w:cs="Avenir Next" w:eastAsia="Avenir Next"/>
           <w:color w:val="1A1A1A"/>
-          <w:sz w:val="21"/>
+          <w:sz w:val="22"/>
           <w:szCs w:val="21"/>
         </w:rPr>
         <w:t xml:space="preserve">36 + 14 = </w:t>
@@ -1014,25 +1023,25 @@
           <w:rFonts w:ascii="Avenir Next" w:hAnsi="Avenir Next" w:cs="Avenir Next" w:eastAsia="Avenir Next"/>
           <w:b/>
           <w:color w:val="003A70"/>
+          <w:sz w:val="22"/>
+          <w:szCs w:val="18"/>
+        </w:rPr>
+        <w:t xml:space="preserve">Step 1</w:t>
+      </w:r>
+      <w:r>
+        <w:rPr>
+          <w:rFonts w:ascii="Avenir Next" w:hAnsi="Avenir Next" w:cs="Avenir Next" w:eastAsia="Avenir Next"/>
+          <w:color w:val="1A1A1A"/>
           <w:sz w:val="18"/>
           <w:szCs w:val="18"/>
         </w:rPr>
-        <w:t xml:space="preserve">Step 1</w:t>
-      </w:r>
-      <w:r>
-        <w:rPr>
-          <w:rFonts w:ascii="Avenir Next" w:hAnsi="Avenir Next" w:cs="Avenir Next" w:eastAsia="Avenir Next"/>
-          <w:color w:val="1A1A1A"/>
-          <w:sz w:val="18"/>
-          <w:szCs w:val="18"/>
-        </w:rPr>
         <w:tab/>
       </w:r>
       <w:r>
         <w:rPr>
           <w:rFonts w:ascii="Avenir Next" w:hAnsi="Avenir Next" w:cs="Avenir Next" w:eastAsia="Avenir Next"/>
           <w:color w:val="1A1A1A"/>
-          <w:sz w:val="21"/>
+          <w:sz w:val="22"/>
           <w:szCs w:val="21"/>
         </w:rPr>
         <w:t xml:space="preserve">3 × 2 = </w:t>
@@ -1062,25 +1071,25 @@
           <w:rFonts w:ascii="Avenir Next" w:hAnsi="Avenir Next" w:cs="Avenir Next" w:eastAsia="Avenir Next"/>
           <w:b/>
           <w:color w:val="003A70"/>
+          <w:sz w:val="22"/>
+          <w:szCs w:val="18"/>
+        </w:rPr>
+        <w:t xml:space="preserve">Step 2</w:t>
+      </w:r>
+      <w:r>
+        <w:rPr>
+          <w:rFonts w:ascii="Avenir Next" w:hAnsi="Avenir Next" w:cs="Avenir Next" w:eastAsia="Avenir Next"/>
+          <w:color w:val="1A1A1A"/>
           <w:sz w:val="18"/>
           <w:szCs w:val="18"/>
         </w:rPr>
-        <w:t xml:space="preserve">Step 2</w:t>
-      </w:r>
-      <w:r>
-        <w:rPr>
-          <w:rFonts w:ascii="Avenir Next" w:hAnsi="Avenir Next" w:cs="Avenir Next" w:eastAsia="Avenir Next"/>
-          <w:color w:val="1A1A1A"/>
-          <w:sz w:val="18"/>
-          <w:szCs w:val="18"/>
-        </w:rPr>
         <w:tab/>
       </w:r>
       <w:r>
         <w:rPr>
           <w:rFonts w:ascii="Avenir Next" w:hAnsi="Avenir Next" w:cs="Avenir Next" w:eastAsia="Avenir Next"/>
           <w:color w:val="1A1A1A"/>
-          <w:sz w:val="21"/>
+          <w:sz w:val="22"/>
           <w:szCs w:val="21"/>
         </w:rPr>
         <w:t xml:space="preserve">25 − </w:t>
@@ -1110,25 +1119,25 @@
           <w:rFonts w:ascii="Avenir Next" w:hAnsi="Avenir Next" w:cs="Avenir Next" w:eastAsia="Avenir Next"/>
           <w:b/>
           <w:color w:val="003A70"/>
+          <w:sz w:val="22"/>
+          <w:szCs w:val="18"/>
+        </w:rPr>
+        <w:t xml:space="preserve">Step 3</w:t>
+      </w:r>
+      <w:r>
+        <w:rPr>
+          <w:rFonts w:ascii="Avenir Next" w:hAnsi="Avenir Next" w:cs="Avenir Next" w:eastAsia="Avenir Next"/>
+          <w:color w:val="1A1A1A"/>
           <w:sz w:val="18"/>
           <w:szCs w:val="18"/>
         </w:rPr>
-        <w:t xml:space="preserve">Step 3</w:t>
-      </w:r>
-      <w:r>
-        <w:rPr>
-          <w:rFonts w:ascii="Avenir Next" w:hAnsi="Avenir Next" w:cs="Avenir Next" w:eastAsia="Avenir Next"/>
-          <w:color w:val="1A1A1A"/>
-          <w:sz w:val="18"/>
-          <w:szCs w:val="18"/>
-        </w:rPr>
         <w:tab/>
       </w:r>
       <w:r>
         <w:rPr>
           <w:rFonts w:ascii="Avenir Next" w:hAnsi="Avenir Next" w:cs="Avenir Next" w:eastAsia="Avenir Next"/>
           <w:color w:val="1A1A1A"/>
-          <w:sz w:val="21"/>
+          <w:sz w:val="22"/>
           <w:szCs w:val="21"/>
         </w:rPr>
         <w:t xml:space="preserve">25 − 6 = </w:t>
@@ -1151,6 +1160,7 @@
     </w:p>
     <w:p>
       <w:pPr>
+        <w:pStyle w:val="Heading2"/>
         <w:keepNext/>
         <w:pBdr>
           <w:bottom w:val="single" w:sz="8" w:space="3" w:color="003A70"/>
@@ -1166,7 +1176,7 @@
           <w:b/>
           <w:color w:val="003A70"/>
           <w:spacing w:val="14"/>
-          <w:sz w:val="19"/>
+          <w:sz w:val="22"/>
           <w:szCs w:val="19"/>
         </w:rPr>
         <w:t xml:space="preserve">YOUR TURN</w:t>
@@ -1185,7 +1195,7 @@
           <w:rFonts w:ascii="Avenir Next" w:hAnsi="Avenir Next" w:cs="Avenir Next" w:eastAsia="Avenir Next"/>
           <w:i/>
           <w:color w:val="5A5F66"/>
-          <w:sz w:val="17"/>
+          <w:sz w:val="22"/>
           <w:szCs w:val="17"/>
         </w:rPr>
         <w:t xml:space="preserve">use the steps on your own</w:t>
@@ -1357,7 +1367,7 @@
                       <w:szCs w:val="22"/>
                       <w:u w:val="single"/>
                     </w:rPr>
-                    <w:t xml:space="preserve">        </w:t>
+                    <w:t xml:space="preserve">            </w:t>
                   </w:r>
                 </w:p>
               </w:tc>
@@ -1419,7 +1429,7 @@
                       <w:szCs w:val="22"/>
                       <w:u w:val="single"/>
                     </w:rPr>
-                    <w:t xml:space="preserve">        </w:t>
+                    <w:t xml:space="preserve">            </w:t>
                   </w:r>
                 </w:p>
               </w:tc>
@@ -1481,7 +1491,7 @@
                       <w:szCs w:val="22"/>
                       <w:u w:val="single"/>
                     </w:rPr>
-                    <w:t xml:space="preserve">        </w:t>
+                    <w:t xml:space="preserve">            </w:t>
                   </w:r>
                 </w:p>
               </w:tc>
@@ -1549,7 +1559,7 @@
                       <w:szCs w:val="22"/>
                       <w:u w:val="single"/>
                     </w:rPr>
-                    <w:t xml:space="preserve">        </w:t>
+                    <w:t xml:space="preserve">            </w:t>
                   </w:r>
                 </w:p>
               </w:tc>
@@ -1611,7 +1621,7 @@
                       <w:szCs w:val="22"/>
                       <w:u w:val="single"/>
                     </w:rPr>
-                    <w:t xml:space="preserve">        </w:t>
+                    <w:t xml:space="preserve">            </w:t>
                   </w:r>
                 </w:p>
               </w:tc>
@@ -1673,7 +1683,7 @@
                       <w:szCs w:val="22"/>
                       <w:u w:val="single"/>
                     </w:rPr>
-                    <w:t xml:space="preserve">        </w:t>
+                    <w:t xml:space="preserve">            </w:t>
                   </w:r>
                 </w:p>
               </w:tc>
@@ -1705,7 +1715,7 @@
           <w:caps/>
           <w:color w:val="003A70"/>
           <w:spacing w:val="12"/>
-          <w:sz w:val="19"/>
+          <w:sz w:val="22"/>
           <w:szCs w:val="19"/>
         </w:rPr>
         <w:t xml:space="preserve">Lesson 6-5  ·  Session 2  ·  Prerequisite Practice A  ·  Skill 2 of 2</w:t>
@@ -1713,6 +1723,7 @@
     </w:p>
     <w:p>
       <w:pPr>
+        <w:pStyle w:val="Heading1"/>
         <w:keepNext/>
         <w:spacing w:before="0" w:after="10" w:line="240" w:lineRule="auto"/>
       </w:pPr>
@@ -1738,7 +1749,7 @@
         <w:rPr>
           <w:rFonts w:ascii="Avenir Next" w:hAnsi="Avenir Next" w:cs="Avenir Next" w:eastAsia="Avenir Next"/>
           <w:color w:val="5A5F66"/>
-          <w:sz w:val="17"/>
+          <w:sz w:val="22"/>
           <w:szCs w:val="17"/>
         </w:rPr>
         <w:t xml:space="preserve">Builds on Grade 4 · 4.NBT.B.5</w:t>
@@ -1781,6 +1792,7 @@
           </w:tcPr>
           <w:p>
             <w:pPr>
+              <w:pStyle w:val="Heading2"/>
               <w:spacing w:before="0" w:after="0" w:line="252" w:lineRule="auto"/>
             </w:pPr>
             <w:r>
@@ -1810,7 +1822,7 @@
               <w:rPr>
                 <w:rFonts w:ascii="Avenir Next" w:hAnsi="Avenir Next" w:cs="Avenir Next" w:eastAsia="Avenir Next"/>
                 <w:color w:val="1A1A1A"/>
-                <w:sz w:val="20"/>
+                <w:sz w:val="22"/>
                 <w:szCs w:val="20"/>
               </w:rPr>
               <w:t xml:space="preserve">Evaluating 9</w:t>
@@ -1820,7 +1832,7 @@
                 <w:rFonts w:ascii="Avenir Next" w:hAnsi="Avenir Next" w:cs="Avenir Next" w:eastAsia="Avenir Next"/>
                 <w:i/>
                 <w:color w:val="1A1A1A"/>
-                <w:sz w:val="20"/>
+                <w:sz w:val="22"/>
                 <w:szCs w:val="20"/>
               </w:rPr>
               <w:t xml:space="preserve">r</w:t>
@@ -1829,7 +1841,7 @@
               <w:rPr>
                 <w:rFonts w:ascii="Avenir Next" w:hAnsi="Avenir Next" w:cs="Avenir Next" w:eastAsia="Avenir Next"/>
                 <w:color w:val="1A1A1A"/>
-                <w:sz w:val="20"/>
+                <w:sz w:val="22"/>
                 <w:szCs w:val="20"/>
               </w:rPr>
               <w:t xml:space="preserve"> + 14 for </w:t>
@@ -1839,7 +1851,7 @@
                 <w:rFonts w:ascii="Avenir Next" w:hAnsi="Avenir Next" w:cs="Avenir Next" w:eastAsia="Avenir Next"/>
                 <w:i/>
                 <w:color w:val="1A1A1A"/>
-                <w:sz w:val="20"/>
+                <w:sz w:val="22"/>
                 <w:szCs w:val="20"/>
               </w:rPr>
               <w:t xml:space="preserve">r</w:t>
@@ -1848,7 +1860,7 @@
               <w:rPr>
                 <w:rFonts w:ascii="Avenir Next" w:hAnsi="Avenir Next" w:cs="Avenir Next" w:eastAsia="Avenir Next"/>
                 <w:color w:val="1A1A1A"/>
-                <w:sz w:val="20"/>
+                <w:sz w:val="22"/>
                 <w:szCs w:val="20"/>
               </w:rPr>
               <w:t xml:space="preserve"> = 4 starts with 9 × 4. Products must be quick.</w:t>
@@ -1868,6 +1880,7 @@
           </w:tcPr>
           <w:p>
             <w:pPr>
+              <w:pStyle w:val="Heading2"/>
               <w:spacing w:before="0" w:after="0" w:line="252" w:lineRule="auto"/>
             </w:pPr>
             <w:r>
@@ -1897,7 +1910,7 @@
               <w:rPr>
                 <w:rFonts w:ascii="Avenir Next" w:hAnsi="Avenir Next" w:cs="Avenir Next" w:eastAsia="Avenir Next"/>
                 <w:color w:val="1A1A1A"/>
-                <w:sz w:val="20"/>
+                <w:sz w:val="22"/>
                 <w:szCs w:val="20"/>
               </w:rPr>
               <w:t xml:space="preserve">Multiply a 2-digit number by a 1-digit number, like 12 × 6.  </w:t>
@@ -1907,7 +1920,7 @@
                 <w:rFonts w:ascii="Avenir Next" w:hAnsi="Avenir Next" w:cs="Avenir Next" w:eastAsia="Avenir Next"/>
                 <w:b/>
                 <w:color w:val="1A1A1A"/>
-                <w:sz w:val="20"/>
+                <w:sz w:val="22"/>
                 <w:szCs w:val="20"/>
               </w:rPr>
               <w:t xml:space="preserve">You will use it in Practice Form A, problems 3 and 8.</w:t>
@@ -1918,6 +1931,7 @@
     </w:tbl>
     <w:p>
       <w:pPr>
+        <w:pStyle w:val="Heading2"/>
         <w:keepNext/>
         <w:pBdr>
           <w:bottom w:val="single" w:sz="8" w:space="3" w:color="003A70"/>
@@ -1933,7 +1947,7 @@
           <w:b/>
           <w:color w:val="003A70"/>
           <w:spacing w:val="14"/>
-          <w:sz w:val="19"/>
+          <w:sz w:val="22"/>
           <w:szCs w:val="19"/>
         </w:rPr>
         <w:t xml:space="preserve">STEPS TO FOLLOW</w:t>
@@ -1952,7 +1966,7 @@
           <w:rFonts w:ascii="Avenir Next" w:hAnsi="Avenir Next" w:cs="Avenir Next" w:eastAsia="Avenir Next"/>
           <w:i/>
           <w:color w:val="5A5F66"/>
-          <w:sz w:val="17"/>
+          <w:sz w:val="22"/>
           <w:szCs w:val="17"/>
         </w:rPr>
         <w:t xml:space="preserve">use these same steps on every problem</w:t>
@@ -1994,6 +2008,7 @@
           </w:tcPr>
           <w:p>
             <w:pPr>
+              <w:pStyle w:val="Heading1"/>
               <w:spacing w:before="0" w:after="0" w:line="240" w:lineRule="auto"/>
               <w:jc w:val="center"/>
             </w:pPr>
@@ -2023,7 +2038,7 @@
                 <w:rFonts w:ascii="Avenir Next" w:hAnsi="Avenir Next" w:cs="Avenir Next" w:eastAsia="Avenir Next"/>
                 <w:b/>
                 <w:color w:val="1A1A1A"/>
-                <w:sz w:val="21"/>
+                <w:sz w:val="22"/>
                 <w:szCs w:val="21"/>
               </w:rPr>
               <w:t xml:space="preserve">Break</w:t>
@@ -2032,7 +2047,7 @@
               <w:rPr>
                 <w:rFonts w:ascii="Avenir Next" w:hAnsi="Avenir Next" w:cs="Avenir Next" w:eastAsia="Avenir Next"/>
                 <w:color w:val="1A1A1A"/>
-                <w:sz w:val="21"/>
+                <w:sz w:val="22"/>
                 <w:szCs w:val="21"/>
               </w:rPr>
               <w:t xml:space="preserve"> the 2-digit number into tens and ones.</w:t>
@@ -2051,6 +2066,7 @@
           </w:tcPr>
           <w:p>
             <w:pPr>
+              <w:pStyle w:val="Heading1"/>
               <w:spacing w:before="0" w:after="0" w:line="240" w:lineRule="auto"/>
               <w:jc w:val="center"/>
             </w:pPr>
@@ -2080,7 +2096,7 @@
                 <w:rFonts w:ascii="Avenir Next" w:hAnsi="Avenir Next" w:cs="Avenir Next" w:eastAsia="Avenir Next"/>
                 <w:b/>
                 <w:color w:val="1A1A1A"/>
-                <w:sz w:val="21"/>
+                <w:sz w:val="22"/>
                 <w:szCs w:val="21"/>
               </w:rPr>
               <w:t xml:space="preserve">Multiply</w:t>
@@ -2089,7 +2105,7 @@
               <w:rPr>
                 <w:rFonts w:ascii="Avenir Next" w:hAnsi="Avenir Next" w:cs="Avenir Next" w:eastAsia="Avenir Next"/>
                 <w:color w:val="1A1A1A"/>
-                <w:sz w:val="21"/>
+                <w:sz w:val="22"/>
                 <w:szCs w:val="21"/>
               </w:rPr>
               <w:t xml:space="preserve"> each part by the 1-digit number.</w:t>
@@ -2108,6 +2124,7 @@
           </w:tcPr>
           <w:p>
             <w:pPr>
+              <w:pStyle w:val="Heading1"/>
               <w:spacing w:before="0" w:after="0" w:line="240" w:lineRule="auto"/>
               <w:jc w:val="center"/>
             </w:pPr>
@@ -2137,7 +2154,7 @@
                 <w:rFonts w:ascii="Avenir Next" w:hAnsi="Avenir Next" w:cs="Avenir Next" w:eastAsia="Avenir Next"/>
                 <w:b/>
                 <w:color w:val="1A1A1A"/>
-                <w:sz w:val="21"/>
+                <w:sz w:val="22"/>
                 <w:szCs w:val="21"/>
               </w:rPr>
               <w:t xml:space="preserve">Add</w:t>
@@ -2146,7 +2163,7 @@
               <w:rPr>
                 <w:rFonts w:ascii="Avenir Next" w:hAnsi="Avenir Next" w:cs="Avenir Next" w:eastAsia="Avenir Next"/>
                 <w:color w:val="1A1A1A"/>
-                <w:sz w:val="21"/>
+                <w:sz w:val="22"/>
                 <w:szCs w:val="21"/>
               </w:rPr>
               <w:t xml:space="preserve"> the parts.</w:t>
@@ -2157,6 +2174,7 @@
     </w:tbl>
     <w:p>
       <w:pPr>
+        <w:pStyle w:val="Heading2"/>
         <w:keepNext/>
         <w:pBdr>
           <w:bottom w:val="single" w:sz="8" w:space="3" w:color="003A70"/>
@@ -2172,7 +2190,7 @@
           <w:b/>
           <w:color w:val="003A70"/>
           <w:spacing w:val="14"/>
-          <w:sz w:val="19"/>
+          <w:sz w:val="22"/>
           <w:szCs w:val="19"/>
         </w:rPr>
         <w:t xml:space="preserve">WATCH ME</w:t>
@@ -2191,7 +2209,7 @@
           <w:rFonts w:ascii="Avenir Next" w:hAnsi="Avenir Next" w:cs="Avenir Next" w:eastAsia="Avenir Next"/>
           <w:i/>
           <w:color w:val="5A5F66"/>
-          <w:sz w:val="17"/>
+          <w:sz w:val="22"/>
           <w:szCs w:val="17"/>
         </w:rPr>
         <w:t xml:space="preserve">the steps in action</w:t>
@@ -2206,7 +2224,7 @@
           <w:rFonts w:ascii="Avenir Next" w:hAnsi="Avenir Next" w:cs="Avenir Next" w:eastAsia="Avenir Next"/>
           <w:b/>
           <w:color w:val="1A1A1A"/>
-          <w:sz w:val="21"/>
+          <w:sz w:val="22"/>
           <w:szCs w:val="21"/>
         </w:rPr>
         <w:t xml:space="preserve">Find 12 × 6.</w:t>
@@ -2225,25 +2243,25 @@
           <w:rFonts w:ascii="Avenir Next" w:hAnsi="Avenir Next" w:cs="Avenir Next" w:eastAsia="Avenir Next"/>
           <w:b/>
           <w:color w:val="003A70"/>
+          <w:sz w:val="22"/>
+          <w:szCs w:val="19"/>
+        </w:rPr>
+        <w:t xml:space="preserve">Step 1</w:t>
+      </w:r>
+      <w:r>
+        <w:rPr>
+          <w:rFonts w:ascii="Avenir Next" w:hAnsi="Avenir Next" w:cs="Avenir Next" w:eastAsia="Avenir Next"/>
+          <w:color w:val="1A1A1A"/>
           <w:sz w:val="19"/>
           <w:szCs w:val="19"/>
         </w:rPr>
-        <w:t xml:space="preserve">Step 1</w:t>
-      </w:r>
-      <w:r>
-        <w:rPr>
-          <w:rFonts w:ascii="Avenir Next" w:hAnsi="Avenir Next" w:cs="Avenir Next" w:eastAsia="Avenir Next"/>
-          <w:color w:val="1A1A1A"/>
-          <w:sz w:val="19"/>
-          <w:szCs w:val="19"/>
-        </w:rPr>
         <w:tab/>
       </w:r>
       <w:r>
         <w:rPr>
           <w:rFonts w:ascii="Avenir Next" w:hAnsi="Avenir Next" w:cs="Avenir Next" w:eastAsia="Avenir Next"/>
           <w:color w:val="1A1A1A"/>
-          <w:sz w:val="21"/>
+          <w:sz w:val="22"/>
           <w:szCs w:val="21"/>
         </w:rPr>
         <w:t xml:space="preserve">12 = 10 + 2.</w:t>
@@ -2262,25 +2280,25 @@
           <w:rFonts w:ascii="Avenir Next" w:hAnsi="Avenir Next" w:cs="Avenir Next" w:eastAsia="Avenir Next"/>
           <w:b/>
           <w:color w:val="003A70"/>
+          <w:sz w:val="22"/>
+          <w:szCs w:val="19"/>
+        </w:rPr>
+        <w:t xml:space="preserve">Step 2</w:t>
+      </w:r>
+      <w:r>
+        <w:rPr>
+          <w:rFonts w:ascii="Avenir Next" w:hAnsi="Avenir Next" w:cs="Avenir Next" w:eastAsia="Avenir Next"/>
+          <w:color w:val="1A1A1A"/>
           <w:sz w:val="19"/>
           <w:szCs w:val="19"/>
         </w:rPr>
-        <w:t xml:space="preserve">Step 2</w:t>
-      </w:r>
-      <w:r>
-        <w:rPr>
-          <w:rFonts w:ascii="Avenir Next" w:hAnsi="Avenir Next" w:cs="Avenir Next" w:eastAsia="Avenir Next"/>
-          <w:color w:val="1A1A1A"/>
-          <w:sz w:val="19"/>
-          <w:szCs w:val="19"/>
-        </w:rPr>
         <w:tab/>
       </w:r>
       <w:r>
         <w:rPr>
           <w:rFonts w:ascii="Avenir Next" w:hAnsi="Avenir Next" w:cs="Avenir Next" w:eastAsia="Avenir Next"/>
           <w:color w:val="1A1A1A"/>
-          <w:sz w:val="21"/>
+          <w:sz w:val="22"/>
           <w:szCs w:val="21"/>
         </w:rPr>
         <w:t xml:space="preserve">10 × 6 = 60 and 2 × 6 = 12.</w:t>
@@ -2299,25 +2317,25 @@
           <w:rFonts w:ascii="Avenir Next" w:hAnsi="Avenir Next" w:cs="Avenir Next" w:eastAsia="Avenir Next"/>
           <w:b/>
           <w:color w:val="003A70"/>
+          <w:sz w:val="22"/>
+          <w:szCs w:val="19"/>
+        </w:rPr>
+        <w:t xml:space="preserve">Step 3</w:t>
+      </w:r>
+      <w:r>
+        <w:rPr>
+          <w:rFonts w:ascii="Avenir Next" w:hAnsi="Avenir Next" w:cs="Avenir Next" w:eastAsia="Avenir Next"/>
+          <w:color w:val="1A1A1A"/>
           <w:sz w:val="19"/>
           <w:szCs w:val="19"/>
         </w:rPr>
-        <w:t xml:space="preserve">Step 3</w:t>
-      </w:r>
-      <w:r>
-        <w:rPr>
-          <w:rFonts w:ascii="Avenir Next" w:hAnsi="Avenir Next" w:cs="Avenir Next" w:eastAsia="Avenir Next"/>
-          <w:color w:val="1A1A1A"/>
-          <w:sz w:val="19"/>
-          <w:szCs w:val="19"/>
-        </w:rPr>
         <w:tab/>
       </w:r>
       <w:r>
         <w:rPr>
           <w:rFonts w:ascii="Avenir Next" w:hAnsi="Avenir Next" w:cs="Avenir Next" w:eastAsia="Avenir Next"/>
           <w:color w:val="1A1A1A"/>
-          <w:sz w:val="21"/>
+          <w:sz w:val="22"/>
           <w:szCs w:val="21"/>
         </w:rPr>
         <w:t xml:space="preserve">60 + 12 = 72.</w:t>
@@ -2336,33 +2354,34 @@
           <w:rFonts w:ascii="Avenir Next" w:hAnsi="Avenir Next" w:cs="Avenir Next" w:eastAsia="Avenir Next"/>
           <w:b/>
           <w:color w:val="1A1A1A"/>
+          <w:sz w:val="22"/>
+          <w:szCs w:val="21"/>
+        </w:rPr>
+        <w:t xml:space="preserve">Answer</w:t>
+      </w:r>
+      <w:r>
+        <w:rPr>
+          <w:rFonts w:ascii="Avenir Next" w:hAnsi="Avenir Next" w:cs="Avenir Next" w:eastAsia="Avenir Next"/>
+          <w:color w:val="1A1A1A"/>
           <w:sz w:val="21"/>
           <w:szCs w:val="21"/>
         </w:rPr>
-        <w:t xml:space="preserve">Answer</w:t>
-      </w:r>
-      <w:r>
-        <w:rPr>
-          <w:rFonts w:ascii="Avenir Next" w:hAnsi="Avenir Next" w:cs="Avenir Next" w:eastAsia="Avenir Next"/>
-          <w:color w:val="1A1A1A"/>
-          <w:sz w:val="21"/>
+        <w:tab/>
+      </w:r>
+      <w:r>
+        <w:rPr>
+          <w:rFonts w:ascii="Avenir Next" w:hAnsi="Avenir Next" w:cs="Avenir Next" w:eastAsia="Avenir Next"/>
+          <w:b/>
+          <w:color w:val="1A1A1A"/>
+          <w:sz w:val="22"/>
           <w:szCs w:val="21"/>
         </w:rPr>
-        <w:tab/>
-      </w:r>
-      <w:r>
-        <w:rPr>
-          <w:rFonts w:ascii="Avenir Next" w:hAnsi="Avenir Next" w:cs="Avenir Next" w:eastAsia="Avenir Next"/>
-          <w:b/>
-          <w:color w:val="1A1A1A"/>
-          <w:sz w:val="21"/>
-          <w:szCs w:val="21"/>
-        </w:rPr>
         <w:t xml:space="preserve">72</w:t>
       </w:r>
     </w:p>
     <w:p>
       <w:pPr>
+        <w:pStyle w:val="Heading2"/>
         <w:keepNext/>
         <w:pBdr>
           <w:bottom w:val="single" w:sz="8" w:space="3" w:color="003A70"/>
@@ -2378,7 +2397,7 @@
           <w:b/>
           <w:color w:val="003A70"/>
           <w:spacing w:val="14"/>
-          <w:sz w:val="19"/>
+          <w:sz w:val="22"/>
           <w:szCs w:val="19"/>
         </w:rPr>
         <w:t xml:space="preserve">TRY IT WITH HELP</w:t>
@@ -2397,7 +2416,7 @@
           <w:rFonts w:ascii="Avenir Next" w:hAnsi="Avenir Next" w:cs="Avenir Next" w:eastAsia="Avenir Next"/>
           <w:i/>
           <w:color w:val="5A5F66"/>
-          <w:sz w:val="17"/>
+          <w:sz w:val="22"/>
           <w:szCs w:val="17"/>
         </w:rPr>
         <w:t xml:space="preserve">fill in each step</w:t>
@@ -2455,25 +2474,25 @@
           <w:rFonts w:ascii="Avenir Next" w:hAnsi="Avenir Next" w:cs="Avenir Next" w:eastAsia="Avenir Next"/>
           <w:b/>
           <w:color w:val="003A70"/>
+          <w:sz w:val="22"/>
+          <w:szCs w:val="18"/>
+        </w:rPr>
+        <w:t xml:space="preserve">Step 1</w:t>
+      </w:r>
+      <w:r>
+        <w:rPr>
+          <w:rFonts w:ascii="Avenir Next" w:hAnsi="Avenir Next" w:cs="Avenir Next" w:eastAsia="Avenir Next"/>
+          <w:color w:val="1A1A1A"/>
           <w:sz w:val="18"/>
           <w:szCs w:val="18"/>
         </w:rPr>
-        <w:t xml:space="preserve">Step 1</w:t>
-      </w:r>
-      <w:r>
-        <w:rPr>
-          <w:rFonts w:ascii="Avenir Next" w:hAnsi="Avenir Next" w:cs="Avenir Next" w:eastAsia="Avenir Next"/>
-          <w:color w:val="1A1A1A"/>
-          <w:sz w:val="18"/>
-          <w:szCs w:val="18"/>
-        </w:rPr>
         <w:tab/>
       </w:r>
       <w:r>
         <w:rPr>
           <w:rFonts w:ascii="Avenir Next" w:hAnsi="Avenir Next" w:cs="Avenir Next" w:eastAsia="Avenir Next"/>
           <w:color w:val="1A1A1A"/>
-          <w:sz w:val="21"/>
+          <w:sz w:val="22"/>
           <w:szCs w:val="21"/>
         </w:rPr>
         <w:t xml:space="preserve">25 = 20 + </w:t>
@@ -2503,25 +2522,25 @@
           <w:rFonts w:ascii="Avenir Next" w:hAnsi="Avenir Next" w:cs="Avenir Next" w:eastAsia="Avenir Next"/>
           <w:b/>
           <w:color w:val="003A70"/>
+          <w:sz w:val="22"/>
+          <w:szCs w:val="18"/>
+        </w:rPr>
+        <w:t xml:space="preserve">Step 2</w:t>
+      </w:r>
+      <w:r>
+        <w:rPr>
+          <w:rFonts w:ascii="Avenir Next" w:hAnsi="Avenir Next" w:cs="Avenir Next" w:eastAsia="Avenir Next"/>
+          <w:color w:val="1A1A1A"/>
           <w:sz w:val="18"/>
           <w:szCs w:val="18"/>
         </w:rPr>
-        <w:t xml:space="preserve">Step 2</w:t>
-      </w:r>
-      <w:r>
-        <w:rPr>
-          <w:rFonts w:ascii="Avenir Next" w:hAnsi="Avenir Next" w:cs="Avenir Next" w:eastAsia="Avenir Next"/>
-          <w:color w:val="1A1A1A"/>
-          <w:sz w:val="18"/>
-          <w:szCs w:val="18"/>
-        </w:rPr>
         <w:tab/>
       </w:r>
       <w:r>
         <w:rPr>
           <w:rFonts w:ascii="Avenir Next" w:hAnsi="Avenir Next" w:cs="Avenir Next" w:eastAsia="Avenir Next"/>
           <w:color w:val="1A1A1A"/>
-          <w:sz w:val="21"/>
+          <w:sz w:val="22"/>
           <w:szCs w:val="21"/>
         </w:rPr>
         <w:t xml:space="preserve">20 × 3 = </w:t>
@@ -2540,7 +2559,7 @@
         <w:rPr>
           <w:rFonts w:ascii="Avenir Next" w:hAnsi="Avenir Next" w:cs="Avenir Next" w:eastAsia="Avenir Next"/>
           <w:color w:val="1A1A1A"/>
-          <w:sz w:val="21"/>
+          <w:sz w:val="22"/>
           <w:szCs w:val="21"/>
         </w:rPr>
         <w:t xml:space="preserve"> and 5 × 3 = </w:t>
@@ -2570,25 +2589,25 @@
           <w:rFonts w:ascii="Avenir Next" w:hAnsi="Avenir Next" w:cs="Avenir Next" w:eastAsia="Avenir Next"/>
           <w:b/>
           <w:color w:val="003A70"/>
+          <w:sz w:val="22"/>
+          <w:szCs w:val="18"/>
+        </w:rPr>
+        <w:t xml:space="preserve">Step 3</w:t>
+      </w:r>
+      <w:r>
+        <w:rPr>
+          <w:rFonts w:ascii="Avenir Next" w:hAnsi="Avenir Next" w:cs="Avenir Next" w:eastAsia="Avenir Next"/>
+          <w:color w:val="1A1A1A"/>
           <w:sz w:val="18"/>
           <w:szCs w:val="18"/>
         </w:rPr>
-        <w:t xml:space="preserve">Step 3</w:t>
-      </w:r>
-      <w:r>
-        <w:rPr>
-          <w:rFonts w:ascii="Avenir Next" w:hAnsi="Avenir Next" w:cs="Avenir Next" w:eastAsia="Avenir Next"/>
-          <w:color w:val="1A1A1A"/>
-          <w:sz w:val="18"/>
-          <w:szCs w:val="18"/>
-        </w:rPr>
         <w:tab/>
       </w:r>
       <w:r>
         <w:rPr>
           <w:rFonts w:ascii="Avenir Next" w:hAnsi="Avenir Next" w:cs="Avenir Next" w:eastAsia="Avenir Next"/>
           <w:color w:val="1A1A1A"/>
-          <w:sz w:val="21"/>
+          <w:sz w:val="22"/>
           <w:szCs w:val="21"/>
         </w:rPr>
         <w:t xml:space="preserve">60 + 15 = </w:t>
@@ -2661,25 +2680,25 @@
           <w:rFonts w:ascii="Avenir Next" w:hAnsi="Avenir Next" w:cs="Avenir Next" w:eastAsia="Avenir Next"/>
           <w:b/>
           <w:color w:val="003A70"/>
+          <w:sz w:val="22"/>
+          <w:szCs w:val="18"/>
+        </w:rPr>
+        <w:t xml:space="preserve">Step 1</w:t>
+      </w:r>
+      <w:r>
+        <w:rPr>
+          <w:rFonts w:ascii="Avenir Next" w:hAnsi="Avenir Next" w:cs="Avenir Next" w:eastAsia="Avenir Next"/>
+          <w:color w:val="1A1A1A"/>
           <w:sz w:val="18"/>
           <w:szCs w:val="18"/>
         </w:rPr>
-        <w:t xml:space="preserve">Step 1</w:t>
-      </w:r>
-      <w:r>
-        <w:rPr>
-          <w:rFonts w:ascii="Avenir Next" w:hAnsi="Avenir Next" w:cs="Avenir Next" w:eastAsia="Avenir Next"/>
-          <w:color w:val="1A1A1A"/>
-          <w:sz w:val="18"/>
-          <w:szCs w:val="18"/>
-        </w:rPr>
         <w:tab/>
       </w:r>
       <w:r>
         <w:rPr>
           <w:rFonts w:ascii="Avenir Next" w:hAnsi="Avenir Next" w:cs="Avenir Next" w:eastAsia="Avenir Next"/>
           <w:color w:val="1A1A1A"/>
-          <w:sz w:val="21"/>
+          <w:sz w:val="22"/>
           <w:szCs w:val="21"/>
         </w:rPr>
         <w:t xml:space="preserve">17 = 10 + </w:t>
@@ -2709,25 +2728,25 @@
           <w:rFonts w:ascii="Avenir Next" w:hAnsi="Avenir Next" w:cs="Avenir Next" w:eastAsia="Avenir Next"/>
           <w:b/>
           <w:color w:val="003A70"/>
+          <w:sz w:val="22"/>
+          <w:szCs w:val="18"/>
+        </w:rPr>
+        <w:t xml:space="preserve">Step 2</w:t>
+      </w:r>
+      <w:r>
+        <w:rPr>
+          <w:rFonts w:ascii="Avenir Next" w:hAnsi="Avenir Next" w:cs="Avenir Next" w:eastAsia="Avenir Next"/>
+          <w:color w:val="1A1A1A"/>
           <w:sz w:val="18"/>
           <w:szCs w:val="18"/>
         </w:rPr>
-        <w:t xml:space="preserve">Step 2</w:t>
-      </w:r>
-      <w:r>
-        <w:rPr>
-          <w:rFonts w:ascii="Avenir Next" w:hAnsi="Avenir Next" w:cs="Avenir Next" w:eastAsia="Avenir Next"/>
-          <w:color w:val="1A1A1A"/>
-          <w:sz w:val="18"/>
-          <w:szCs w:val="18"/>
-        </w:rPr>
         <w:tab/>
       </w:r>
       <w:r>
         <w:rPr>
           <w:rFonts w:ascii="Avenir Next" w:hAnsi="Avenir Next" w:cs="Avenir Next" w:eastAsia="Avenir Next"/>
           <w:color w:val="1A1A1A"/>
-          <w:sz w:val="21"/>
+          <w:sz w:val="22"/>
           <w:szCs w:val="21"/>
         </w:rPr>
         <w:t xml:space="preserve">10 × 4 = </w:t>
@@ -2746,7 +2765,7 @@
         <w:rPr>
           <w:rFonts w:ascii="Avenir Next" w:hAnsi="Avenir Next" w:cs="Avenir Next" w:eastAsia="Avenir Next"/>
           <w:color w:val="1A1A1A"/>
-          <w:sz w:val="21"/>
+          <w:sz w:val="22"/>
           <w:szCs w:val="21"/>
         </w:rPr>
         <w:t xml:space="preserve"> and 7 × 4 = </w:t>
@@ -2776,25 +2795,25 @@
           <w:rFonts w:ascii="Avenir Next" w:hAnsi="Avenir Next" w:cs="Avenir Next" w:eastAsia="Avenir Next"/>
           <w:b/>
           <w:color w:val="003A70"/>
+          <w:sz w:val="22"/>
+          <w:szCs w:val="18"/>
+        </w:rPr>
+        <w:t xml:space="preserve">Step 3</w:t>
+      </w:r>
+      <w:r>
+        <w:rPr>
+          <w:rFonts w:ascii="Avenir Next" w:hAnsi="Avenir Next" w:cs="Avenir Next" w:eastAsia="Avenir Next"/>
+          <w:color w:val="1A1A1A"/>
           <w:sz w:val="18"/>
           <w:szCs w:val="18"/>
         </w:rPr>
-        <w:t xml:space="preserve">Step 3</w:t>
-      </w:r>
-      <w:r>
-        <w:rPr>
-          <w:rFonts w:ascii="Avenir Next" w:hAnsi="Avenir Next" w:cs="Avenir Next" w:eastAsia="Avenir Next"/>
-          <w:color w:val="1A1A1A"/>
-          <w:sz w:val="18"/>
-          <w:szCs w:val="18"/>
-        </w:rPr>
         <w:tab/>
       </w:r>
       <w:r>
         <w:rPr>
           <w:rFonts w:ascii="Avenir Next" w:hAnsi="Avenir Next" w:cs="Avenir Next" w:eastAsia="Avenir Next"/>
           <w:color w:val="1A1A1A"/>
-          <w:sz w:val="21"/>
+          <w:sz w:val="22"/>
           <w:szCs w:val="21"/>
         </w:rPr>
         <w:t xml:space="preserve">40 + 28 = </w:t>
@@ -2817,6 +2836,7 @@
     </w:p>
     <w:p>
       <w:pPr>
+        <w:pStyle w:val="Heading2"/>
         <w:keepNext/>
         <w:pBdr>
           <w:bottom w:val="single" w:sz="8" w:space="3" w:color="003A70"/>
@@ -2832,7 +2852,7 @@
           <w:b/>
           <w:color w:val="003A70"/>
           <w:spacing w:val="14"/>
-          <w:sz w:val="19"/>
+          <w:sz w:val="22"/>
           <w:szCs w:val="19"/>
         </w:rPr>
         <w:t xml:space="preserve">YOUR TURN</w:t>
@@ -2851,7 +2871,7 @@
           <w:rFonts w:ascii="Avenir Next" w:hAnsi="Avenir Next" w:cs="Avenir Next" w:eastAsia="Avenir Next"/>
           <w:i/>
           <w:color w:val="5A5F66"/>
-          <w:sz w:val="17"/>
+          <w:sz w:val="22"/>
           <w:szCs w:val="17"/>
         </w:rPr>
         <w:t xml:space="preserve">use the steps on your own</w:t>
@@ -3023,7 +3043,7 @@
                       <w:szCs w:val="22"/>
                       <w:u w:val="single"/>
                     </w:rPr>
-                    <w:t xml:space="preserve">        </w:t>
+                    <w:t xml:space="preserve">            </w:t>
                   </w:r>
                 </w:p>
               </w:tc>
@@ -3085,7 +3105,7 @@
                       <w:szCs w:val="22"/>
                       <w:u w:val="single"/>
                     </w:rPr>
-                    <w:t xml:space="preserve">        </w:t>
+                    <w:t xml:space="preserve">            </w:t>
                   </w:r>
                 </w:p>
               </w:tc>
@@ -3147,7 +3167,7 @@
                       <w:szCs w:val="22"/>
                       <w:u w:val="single"/>
                     </w:rPr>
-                    <w:t xml:space="preserve">        </w:t>
+                    <w:t xml:space="preserve">            </w:t>
                   </w:r>
                 </w:p>
               </w:tc>
@@ -3215,7 +3235,7 @@
                       <w:szCs w:val="22"/>
                       <w:u w:val="single"/>
                     </w:rPr>
-                    <w:t xml:space="preserve">        </w:t>
+                    <w:t xml:space="preserve">            </w:t>
                   </w:r>
                 </w:p>
               </w:tc>
@@ -3277,7 +3297,7 @@
                       <w:szCs w:val="22"/>
                       <w:u w:val="single"/>
                     </w:rPr>
-                    <w:t xml:space="preserve">        </w:t>
+                    <w:t xml:space="preserve">            </w:t>
                   </w:r>
                 </w:p>
               </w:tc>
@@ -3339,7 +3359,7 @@
                       <w:szCs w:val="22"/>
                       <w:u w:val="single"/>
                     </w:rPr>
-                    <w:t xml:space="preserve">        </w:t>
+                    <w:t xml:space="preserve">            </w:t>
                   </w:r>
                 </w:p>
               </w:tc>
@@ -3360,6 +3380,7 @@
     </w:p>
     <w:p>
       <w:pPr>
+        <w:pStyle w:val="Heading2"/>
         <w:keepNext/>
         <w:pBdr>
           <w:bottom w:val="single" w:sz="8" w:space="3" w:color="003A70"/>
@@ -3375,7 +3396,7 @@
           <w:b/>
           <w:color w:val="003A70"/>
           <w:spacing w:val="14"/>
-          <w:sz w:val="19"/>
+          <w:sz w:val="22"/>
           <w:szCs w:val="19"/>
         </w:rPr>
         <w:t xml:space="preserve">READY CHECK</w:t>
@@ -3394,7 +3415,7 @@
           <w:rFonts w:ascii="Avenir Next" w:hAnsi="Avenir Next" w:cs="Avenir Next" w:eastAsia="Avenir Next"/>
           <w:i/>
           <w:color w:val="5A5F66"/>
-          <w:sz w:val="17"/>
+          <w:sz w:val="22"/>
           <w:szCs w:val="17"/>
         </w:rPr>
         <w:t xml:space="preserve">a problem like the one in today’s lesson</w:t>
@@ -3564,25 +3585,25 @@
                       <w:rFonts w:ascii="Avenir Next" w:hAnsi="Avenir Next" w:cs="Avenir Next" w:eastAsia="Avenir Next"/>
                       <w:b/>
                       <w:color w:val="003A70"/>
+                      <w:sz w:val="22"/>
+                      <w:szCs w:val="21"/>
+                    </w:rPr>
+                    <w:t xml:space="preserve">A</w:t>
+                  </w:r>
+                  <w:r>
+                    <w:rPr>
+                      <w:rFonts w:ascii="Avenir Next" w:hAnsi="Avenir Next" w:cs="Avenir Next" w:eastAsia="Avenir Next"/>
+                      <w:color w:val="1A1A1A"/>
                       <w:sz w:val="21"/>
                       <w:szCs w:val="21"/>
                     </w:rPr>
-                    <w:t xml:space="preserve">A</w:t>
-                  </w:r>
-                  <w:r>
-                    <w:rPr>
-                      <w:rFonts w:ascii="Avenir Next" w:hAnsi="Avenir Next" w:cs="Avenir Next" w:eastAsia="Avenir Next"/>
-                      <w:color w:val="1A1A1A"/>
-                      <w:sz w:val="21"/>
-                      <w:szCs w:val="21"/>
-                    </w:rPr>
                     <w:tab/>
                   </w:r>
                   <w:r>
                     <w:rPr>
                       <w:rFonts w:ascii="Avenir Next" w:hAnsi="Avenir Next" w:cs="Avenir Next" w:eastAsia="Avenir Next"/>
                       <w:color w:val="1A1A1A"/>
-                      <w:sz w:val="21"/>
+                      <w:sz w:val="22"/>
                       <w:szCs w:val="21"/>
                     </w:rPr>
                     <w:t xml:space="preserve">38</w:t>
@@ -3607,25 +3628,25 @@
                       <w:rFonts w:ascii="Avenir Next" w:hAnsi="Avenir Next" w:cs="Avenir Next" w:eastAsia="Avenir Next"/>
                       <w:b/>
                       <w:color w:val="003A70"/>
+                      <w:sz w:val="22"/>
+                      <w:szCs w:val="21"/>
+                    </w:rPr>
+                    <w:t xml:space="preserve">B</w:t>
+                  </w:r>
+                  <w:r>
+                    <w:rPr>
+                      <w:rFonts w:ascii="Avenir Next" w:hAnsi="Avenir Next" w:cs="Avenir Next" w:eastAsia="Avenir Next"/>
+                      <w:color w:val="1A1A1A"/>
                       <w:sz w:val="21"/>
                       <w:szCs w:val="21"/>
                     </w:rPr>
-                    <w:t xml:space="preserve">B</w:t>
-                  </w:r>
-                  <w:r>
-                    <w:rPr>
-                      <w:rFonts w:ascii="Avenir Next" w:hAnsi="Avenir Next" w:cs="Avenir Next" w:eastAsia="Avenir Next"/>
-                      <w:color w:val="1A1A1A"/>
-                      <w:sz w:val="21"/>
-                      <w:szCs w:val="21"/>
-                    </w:rPr>
                     <w:tab/>
                   </w:r>
                   <w:r>
                     <w:rPr>
                       <w:rFonts w:ascii="Avenir Next" w:hAnsi="Avenir Next" w:cs="Avenir Next" w:eastAsia="Avenir Next"/>
                       <w:color w:val="1A1A1A"/>
-                      <w:sz w:val="21"/>
+                      <w:sz w:val="22"/>
                       <w:szCs w:val="21"/>
                     </w:rPr>
                     <w:t xml:space="preserve">72</w:t>
@@ -3650,25 +3671,25 @@
                       <w:rFonts w:ascii="Avenir Next" w:hAnsi="Avenir Next" w:cs="Avenir Next" w:eastAsia="Avenir Next"/>
                       <w:b/>
                       <w:color w:val="003A70"/>
+                      <w:sz w:val="22"/>
+                      <w:szCs w:val="21"/>
+                    </w:rPr>
+                    <w:t xml:space="preserve">C</w:t>
+                  </w:r>
+                  <w:r>
+                    <w:rPr>
+                      <w:rFonts w:ascii="Avenir Next" w:hAnsi="Avenir Next" w:cs="Avenir Next" w:eastAsia="Avenir Next"/>
+                      <w:color w:val="1A1A1A"/>
                       <w:sz w:val="21"/>
                       <w:szCs w:val="21"/>
                     </w:rPr>
-                    <w:t xml:space="preserve">C</w:t>
-                  </w:r>
-                  <w:r>
-                    <w:rPr>
-                      <w:rFonts w:ascii="Avenir Next" w:hAnsi="Avenir Next" w:cs="Avenir Next" w:eastAsia="Avenir Next"/>
-                      <w:color w:val="1A1A1A"/>
-                      <w:sz w:val="21"/>
-                      <w:szCs w:val="21"/>
-                    </w:rPr>
                     <w:tab/>
                   </w:r>
                   <w:r>
                     <w:rPr>
                       <w:rFonts w:ascii="Avenir Next" w:hAnsi="Avenir Next" w:cs="Avenir Next" w:eastAsia="Avenir Next"/>
                       <w:color w:val="1A1A1A"/>
-                      <w:sz w:val="21"/>
+                      <w:sz w:val="22"/>
                       <w:szCs w:val="21"/>
                     </w:rPr>
                     <w:t xml:space="preserve">92</w:t>
@@ -3693,25 +3714,25 @@
                       <w:rFonts w:ascii="Avenir Next" w:hAnsi="Avenir Next" w:cs="Avenir Next" w:eastAsia="Avenir Next"/>
                       <w:b/>
                       <w:color w:val="003A70"/>
+                      <w:sz w:val="22"/>
+                      <w:szCs w:val="21"/>
+                    </w:rPr>
+                    <w:t xml:space="preserve">D</w:t>
+                  </w:r>
+                  <w:r>
+                    <w:rPr>
+                      <w:rFonts w:ascii="Avenir Next" w:hAnsi="Avenir Next" w:cs="Avenir Next" w:eastAsia="Avenir Next"/>
+                      <w:color w:val="1A1A1A"/>
                       <w:sz w:val="21"/>
                       <w:szCs w:val="21"/>
                     </w:rPr>
-                    <w:t xml:space="preserve">D</w:t>
-                  </w:r>
-                  <w:r>
-                    <w:rPr>
-                      <w:rFonts w:ascii="Avenir Next" w:hAnsi="Avenir Next" w:cs="Avenir Next" w:eastAsia="Avenir Next"/>
-                      <w:color w:val="1A1A1A"/>
-                      <w:sz w:val="21"/>
-                      <w:szCs w:val="21"/>
-                    </w:rPr>
                     <w:tab/>
                   </w:r>
                   <w:r>
                     <w:rPr>
                       <w:rFonts w:ascii="Avenir Next" w:hAnsi="Avenir Next" w:cs="Avenir Next" w:eastAsia="Avenir Next"/>
                       <w:color w:val="1A1A1A"/>
-                      <w:sz w:val="21"/>
+                      <w:sz w:val="22"/>
                       <w:szCs w:val="21"/>
                     </w:rPr>
                     <w:t xml:space="preserve">192</w:t>
@@ -3760,19 +3781,42 @@
         <w:tblLook w:val="0000" w:firstRow="0" w:lastRow="0" w:firstColumn="0" w:lastColumn="0" w:noHBand="1" w:noVBand="1"/>
       </w:tblPr>
       <w:tblGrid>
-        <w:gridCol w:w="2000"/>
-        <w:gridCol w:w="2300"/>
-        <w:gridCol w:w="2100"/>
-        <w:gridCol w:w="3104"/>
+        <w:gridCol w:w="1750"/>
+        <w:gridCol w:w="2500"/>
+        <w:gridCol w:w="2200"/>
+        <w:gridCol w:w="3054"/>
       </w:tblGrid>
       <w:tr>
         <w:trPr>
           <w:cantSplit/>
-          <w:trHeight w:val="320" w:hRule="atLeast"/>
+          <w:trHeight w:val="300" w:hRule="atLeast"/>
         </w:trPr>
         <w:tc>
           <w:tcPr>
-            <w:tcW w:w="2000" w:type="dxa"/>
+            <w:tcW w:w="1750" w:type="dxa"/>
+            <w:vAlign w:val="center"/>
+          </w:tcPr>
+          <w:p>
+            <w:pPr>
+              <w:pStyle w:val="Heading2"/>
+              <w:spacing w:before="0" w:after="0" w:line="240" w:lineRule="auto"/>
+            </w:pPr>
+            <w:r>
+              <w:rPr>
+                <w:rFonts w:ascii="Avenir Next" w:hAnsi="Avenir Next" w:cs="Avenir Next" w:eastAsia="Avenir Next"/>
+                <w:b/>
+                <w:color w:val="003A70"/>
+                <w:spacing w:val="12"/>
+                <w:sz w:val="15"/>
+                <w:szCs w:val="15"/>
+              </w:rPr>
+              <w:t xml:space="preserve">CHECK YOURSELF</w:t>
+            </w:r>
+          </w:p>
+        </w:tc>
+        <w:tc>
+          <w:tcPr>
+            <w:tcW w:w="2500" w:type="dxa"/>
             <w:vAlign w:val="center"/>
           </w:tcPr>
           <w:p>
@@ -3781,20 +3825,27 @@
             </w:pPr>
             <w:r>
               <w:rPr>
-                <w:rFonts w:ascii="Avenir Next" w:hAnsi="Avenir Next" w:cs="Avenir Next" w:eastAsia="Avenir Next"/>
-                <w:b/>
-                <w:color w:val="003A70"/>
-                <w:spacing w:val="12"/>
-                <w:sz w:val="15"/>
-                <w:szCs w:val="15"/>
-              </w:rPr>
-              <w:t xml:space="preserve">CHECK YOURSELF</w:t>
+                <w:rFonts w:ascii="Arial" w:hAnsi="Arial" w:cs="Arial" w:eastAsia="Arial"/>
+                <w:color w:val="1A1A1A"/>
+                <w:sz w:val="20"/>
+                <w:szCs w:val="20"/>
+              </w:rPr>
+              <w:t xml:space="preserve">□</w:t>
+            </w:r>
+            <w:r>
+              <w:rPr>
+                <w:rFonts w:ascii="Avenir Next" w:hAnsi="Avenir Next" w:cs="Avenir Next" w:eastAsia="Avenir Next"/>
+                <w:color w:val="1A1A1A"/>
+                <w:sz w:val="17"/>
+                <w:szCs w:val="17"/>
+              </w:rPr>
+              <w:t xml:space="preserve">  I can do this on my own</w:t>
             </w:r>
           </w:p>
         </w:tc>
         <w:tc>
           <w:tcPr>
-            <w:tcW w:w="2300" w:type="dxa"/>
+            <w:tcW w:w="2200" w:type="dxa"/>
             <w:vAlign w:val="center"/>
           </w:tcPr>
           <w:p>
@@ -3805,8 +3856,8 @@
               <w:rPr>
                 <w:rFonts w:ascii="Arial" w:hAnsi="Arial" w:cs="Arial" w:eastAsia="Arial"/>
                 <w:color w:val="1A1A1A"/>
-                <w:sz w:val="24"/>
-                <w:szCs w:val="24"/>
+                <w:sz w:val="20"/>
+                <w:szCs w:val="20"/>
               </w:rPr>
               <w:t xml:space="preserve">□</w:t>
             </w:r>
@@ -3817,13 +3868,13 @@
                 <w:sz w:val="17"/>
                 <w:szCs w:val="17"/>
               </w:rPr>
-              <w:t xml:space="preserve">  I can do this on my own</w:t>
+              <w:t xml:space="preserve">  I need a little help</w:t>
             </w:r>
           </w:p>
         </w:tc>
         <w:tc>
           <w:tcPr>
-            <w:tcW w:w="2100" w:type="dxa"/>
+            <w:tcW w:w="3054" w:type="dxa"/>
             <w:vAlign w:val="center"/>
           </w:tcPr>
           <w:p>
@@ -3834,37 +3885,8 @@
               <w:rPr>
                 <w:rFonts w:ascii="Arial" w:hAnsi="Arial" w:cs="Arial" w:eastAsia="Arial"/>
                 <w:color w:val="1A1A1A"/>
-                <w:sz w:val="24"/>
-                <w:szCs w:val="24"/>
-              </w:rPr>
-              <w:t xml:space="preserve">□</w:t>
-            </w:r>
-            <w:r>
-              <w:rPr>
-                <w:rFonts w:ascii="Avenir Next" w:hAnsi="Avenir Next" w:cs="Avenir Next" w:eastAsia="Avenir Next"/>
-                <w:color w:val="1A1A1A"/>
-                <w:sz w:val="17"/>
-                <w:szCs w:val="17"/>
-              </w:rPr>
-              <w:t xml:space="preserve">  I need a little help</w:t>
-            </w:r>
-          </w:p>
-        </w:tc>
-        <w:tc>
-          <w:tcPr>
-            <w:tcW w:w="3104" w:type="dxa"/>
-            <w:vAlign w:val="center"/>
-          </w:tcPr>
-          <w:p>
-            <w:pPr>
-              <w:spacing w:before="0" w:after="0" w:line="240" w:lineRule="auto"/>
-            </w:pPr>
-            <w:r>
-              <w:rPr>
-                <w:rFonts w:ascii="Arial" w:hAnsi="Arial" w:cs="Arial" w:eastAsia="Arial"/>
-                <w:color w:val="1A1A1A"/>
-                <w:sz w:val="24"/>
-                <w:szCs w:val="24"/>
+                <w:sz w:val="20"/>
+                <w:szCs w:val="20"/>
               </w:rPr>
               <w:t xml:space="preserve">□</w:t>
             </w:r>
@@ -3899,7 +3921,7 @@
     <w:sectPr>
       <w:footerReference w:type="default" r:id="rIdFooter1"/>
       <w:pgSz w:w="12240" w:h="15840"/>
-      <w:pgMar w:top="893" w:right="1224" w:bottom="835" w:left="1512" w:header="432" w:footer="432" w:gutter="0"/>
+      <w:pgMar w:top="780" w:right="1224" w:bottom="760" w:left="1512" w:header="432" w:footer="432" w:gutter="0"/>
       <w:cols w:space="720"/>
     </w:sectPr>
   </w:body>
@@ -3979,7 +4001,106 @@
               <w:sz w:val="15"/>
               <w:szCs w:val="15"/>
             </w:rPr>
-            <w:t xml:space="preserve">Lesson 6-5  ·  Session 2  ·  Prerequisite Practice A</w:t>
+            <w:t xml:space="preserve">6-5 · Page </w:t>
+          </w:r>
+          <w:r>
+            <w:rPr>
+              <w:rFonts w:ascii="Avenir Next" w:hAnsi="Avenir Next" w:cs="Avenir Next" w:eastAsia="Avenir Next"/>
+              <w:color w:val="5A5F66"/>
+              <w:sz w:val="15"/>
+              <w:szCs w:val="15"/>
+            </w:rPr>
+            <w:fldChar w:fldCharType="begin"/>
+          </w:r>
+          <w:r>
+            <w:rPr>
+              <w:rFonts w:ascii="Avenir Next" w:hAnsi="Avenir Next" w:cs="Avenir Next" w:eastAsia="Avenir Next"/>
+              <w:color w:val="5A5F66"/>
+              <w:sz w:val="15"/>
+              <w:szCs w:val="15"/>
+            </w:rPr>
+            <w:instrText xml:space="preserve"> PAGE </w:instrText>
+          </w:r>
+          <w:r>
+            <w:rPr>
+              <w:rFonts w:ascii="Avenir Next" w:hAnsi="Avenir Next" w:cs="Avenir Next" w:eastAsia="Avenir Next"/>
+              <w:color w:val="5A5F66"/>
+              <w:sz w:val="15"/>
+              <w:szCs w:val="15"/>
+            </w:rPr>
+            <w:fldChar w:fldCharType="separate"/>
+          </w:r>
+          <w:r>
+            <w:rPr>
+              <w:rFonts w:ascii="Avenir Next" w:hAnsi="Avenir Next" w:cs="Avenir Next" w:eastAsia="Avenir Next"/>
+              <w:color w:val="5A5F66"/>
+              <w:sz w:val="15"/>
+              <w:szCs w:val="15"/>
+            </w:rPr>
+            <w:t xml:space="preserve">1</w:t>
+          </w:r>
+          <w:r>
+            <w:rPr>
+              <w:rFonts w:ascii="Avenir Next" w:hAnsi="Avenir Next" w:cs="Avenir Next" w:eastAsia="Avenir Next"/>
+              <w:color w:val="5A5F66"/>
+              <w:sz w:val="15"/>
+              <w:szCs w:val="15"/>
+            </w:rPr>
+            <w:fldChar w:fldCharType="end"/>
+          </w:r>
+          <w:r>
+            <w:rPr>
+              <w:rFonts w:ascii="Avenir Next" w:hAnsi="Avenir Next" w:cs="Avenir Next" w:eastAsia="Avenir Next"/>
+              <w:color w:val="5A5F66"/>
+              <w:sz w:val="15"/>
+              <w:szCs w:val="15"/>
+            </w:rPr>
+            <w:t xml:space="preserve"> of </w:t>
+          </w:r>
+          <w:r>
+            <w:rPr>
+              <w:rFonts w:ascii="Avenir Next" w:hAnsi="Avenir Next" w:cs="Avenir Next" w:eastAsia="Avenir Next"/>
+              <w:color w:val="5A5F66"/>
+              <w:sz w:val="15"/>
+              <w:szCs w:val="15"/>
+            </w:rPr>
+            <w:fldChar w:fldCharType="begin"/>
+          </w:r>
+          <w:r>
+            <w:rPr>
+              <w:rFonts w:ascii="Avenir Next" w:hAnsi="Avenir Next" w:cs="Avenir Next" w:eastAsia="Avenir Next"/>
+              <w:color w:val="5A5F66"/>
+              <w:sz w:val="15"/>
+              <w:szCs w:val="15"/>
+            </w:rPr>
+            <w:instrText xml:space="preserve"> NUMPAGES </w:instrText>
+          </w:r>
+          <w:r>
+            <w:rPr>
+              <w:rFonts w:ascii="Avenir Next" w:hAnsi="Avenir Next" w:cs="Avenir Next" w:eastAsia="Avenir Next"/>
+              <w:color w:val="5A5F66"/>
+              <w:sz w:val="15"/>
+              <w:szCs w:val="15"/>
+            </w:rPr>
+            <w:fldChar w:fldCharType="separate"/>
+          </w:r>
+          <w:r>
+            <w:rPr>
+              <w:rFonts w:ascii="Avenir Next" w:hAnsi="Avenir Next" w:cs="Avenir Next" w:eastAsia="Avenir Next"/>
+              <w:color w:val="5A5F66"/>
+              <w:sz w:val="15"/>
+              <w:szCs w:val="15"/>
+            </w:rPr>
+            <w:t xml:space="preserve">1</w:t>
+          </w:r>
+          <w:r>
+            <w:rPr>
+              <w:rFonts w:ascii="Avenir Next" w:hAnsi="Avenir Next" w:cs="Avenir Next" w:eastAsia="Avenir Next"/>
+              <w:color w:val="5A5F66"/>
+              <w:sz w:val="15"/>
+              <w:szCs w:val="15"/>
+            </w:rPr>
+            <w:fldChar w:fldCharType="end"/>
           </w:r>
         </w:p>
       </w:tc>
@@ -4022,5 +4143,23 @@
       </w:tblCellMar>
     </w:tblPr>
   </w:style>
+  <w:style w:type="paragraph" w:styleId="Heading1">
+    <w:name w:val="heading 1"/>
+    <w:basedOn w:val="Normal"/>
+    <w:pPr>
+      <w:outlineLvl w:val="0"/>
+      <w:keepNext w:val="0"/>
+      <w:keepLines w:val="0"/>
+    </w:pPr>
+  </w:style>
+  <w:style w:type="paragraph" w:styleId="Heading2">
+    <w:name w:val="heading 2"/>
+    <w:basedOn w:val="Normal"/>
+    <w:pPr>
+      <w:outlineLvl w:val="1"/>
+      <w:keepNext w:val="0"/>
+      <w:keepLines w:val="0"/>
+    </w:pPr>
+  </w:style>
 </w:styles>
 </file>